--- a/micro-service/Micro-Service_CAB_System.docx
+++ b/micro-service/Micro-Service_CAB_System.docx
@@ -27,6 +27,18 @@
         </w:rPr>
         <w:t>Phân tách Use Case theo miền nghiệp vụ</w:t>
       </w:r>
+    </w:p>
+    <w:p>
+      <w:pPr>
+        <w:ind w:left="-630"/>
+        <w:rPr>
+          <w:rFonts w:ascii="Times New Roman" w:hAnsi="Times New Roman" w:cs="Times New Roman"/>
+          <w:b/>
+          <w:bCs/>
+          <w:sz w:val="26"/>
+          <w:szCs w:val="26"/>
+        </w:rPr>
+      </w:pPr>
     </w:p>
     <w:tbl>
       <w:tblPr>
@@ -1246,6 +1258,7 @@
                 <w:sz w:val="26"/>
                 <w:szCs w:val="26"/>
               </w:rPr>
+              <w:lastRenderedPageBreak/>
               <w:t>Profile</w:t>
             </w:r>
           </w:p>
@@ -1268,16 +1281,7 @@
                 <w:sz w:val="26"/>
                 <w:szCs w:val="26"/>
               </w:rPr>
-              <w:t xml:space="preserve">Tập thông tin cá nhân tự cập nhật được (không gồm </w:t>
-            </w:r>
-            <w:r>
-              <w:rPr>
-                <w:rFonts w:ascii="Times New Roman" w:hAnsi="Times New Roman" w:cs="Times New Roman"/>
-                <w:sz w:val="26"/>
-                <w:szCs w:val="26"/>
-              </w:rPr>
-              <w:lastRenderedPageBreak/>
-              <w:t>mật khẩu).</w:t>
+              <w:t>Tập thông tin cá nhân tự cập nhật được (không gồm mật khẩu).</w:t>
             </w:r>
           </w:p>
         </w:tc>
@@ -1299,17 +1303,7 @@
                 <w:sz w:val="26"/>
                 <w:szCs w:val="26"/>
               </w:rPr>
-              <w:lastRenderedPageBreak/>
-              <w:t xml:space="preserve">Identity &amp; Profile </w:t>
-            </w:r>
-            <w:r>
-              <w:rPr>
-                <w:rFonts w:ascii="Times New Roman" w:hAnsi="Times New Roman" w:cs="Times New Roman"/>
-                <w:sz w:val="26"/>
-                <w:szCs w:val="26"/>
-              </w:rPr>
-              <w:lastRenderedPageBreak/>
-              <w:t>Management</w:t>
+              <w:t>Identity &amp; Profile Management</w:t>
             </w:r>
           </w:p>
         </w:tc>
@@ -1335,7 +1329,6 @@
                 <w:sz w:val="26"/>
                 <w:szCs w:val="26"/>
               </w:rPr>
-              <w:lastRenderedPageBreak/>
               <w:t>Trip History</w:t>
             </w:r>
           </w:p>
@@ -2758,7 +2751,16 @@
                 <w:sz w:val="26"/>
                 <w:szCs w:val="26"/>
               </w:rPr>
-              <w:t>Công thức tính cước, có thể khác theo service_type_id.</w:t>
+              <w:t xml:space="preserve">Công thức tính cước, có thể khác theo </w:t>
+            </w:r>
+            <w:r>
+              <w:rPr>
+                <w:rFonts w:ascii="Times New Roman" w:hAnsi="Times New Roman" w:cs="Times New Roman"/>
+                <w:sz w:val="26"/>
+                <w:szCs w:val="26"/>
+              </w:rPr>
+              <w:lastRenderedPageBreak/>
+              <w:t>service_type_id.</w:t>
             </w:r>
           </w:p>
         </w:tc>
@@ -2780,6 +2782,7 @@
                 <w:sz w:val="26"/>
                 <w:szCs w:val="26"/>
               </w:rPr>
+              <w:lastRenderedPageBreak/>
               <w:t>Fare &amp; Payment</w:t>
             </w:r>
           </w:p>
@@ -2806,7 +2809,6 @@
                 <w:sz w:val="26"/>
                 <w:szCs w:val="26"/>
               </w:rPr>
-              <w:lastRenderedPageBreak/>
               <w:t>Distance-based Rate</w:t>
             </w:r>
           </w:p>
@@ -3834,7 +3836,6 @@
                 <w:sz w:val="26"/>
                 <w:szCs w:val="26"/>
               </w:rPr>
-              <w:lastRenderedPageBreak/>
               <w:t>Upstream (U)</w:t>
             </w:r>
           </w:p>
@@ -4787,9 +4788,20 @@
           <w:sz w:val="26"/>
           <w:szCs w:val="26"/>
         </w:rPr>
-        <w:lastRenderedPageBreak/>
         <w:t>Aggregate và invariant nghiệp vụ</w:t>
       </w:r>
+    </w:p>
+    <w:p>
+      <w:pPr>
+        <w:ind w:left="-540"/>
+        <w:rPr>
+          <w:rFonts w:ascii="Times New Roman" w:hAnsi="Times New Roman" w:cs="Times New Roman"/>
+          <w:b/>
+          <w:bCs/>
+          <w:sz w:val="26"/>
+          <w:szCs w:val="26"/>
+        </w:rPr>
+      </w:pPr>
     </w:p>
     <w:tbl>
       <w:tblPr>
@@ -5750,6 +5762,7 @@
                 <w:sz w:val="26"/>
                 <w:szCs w:val="26"/>
               </w:rPr>
+              <w:lastRenderedPageBreak/>
               <w:t>Payment Aggregate</w:t>
             </w:r>
           </w:p>
@@ -5816,16 +5829,7 @@
                 <w:sz w:val="26"/>
                 <w:szCs w:val="26"/>
               </w:rPr>
-              <w:t xml:space="preserve">Không thể thanh toán khi Trip chưa </w:t>
-            </w:r>
-            <w:r>
-              <w:rPr>
-                <w:rFonts w:ascii="Times New Roman" w:hAnsi="Times New Roman" w:cs="Times New Roman"/>
-                <w:sz w:val="26"/>
-                <w:szCs w:val="26"/>
-              </w:rPr>
-              <w:lastRenderedPageBreak/>
-              <w:t>có Fare; nhánh điện tử tối đa 2 lần thử trước khi tự động fallback tiền mặt.</w:t>
+              <w:t>Không thể thanh toán khi Trip chưa có Fare; nhánh điện tử tối đa 2 lần thử trước khi tự động fallback tiền mặt.</w:t>
             </w:r>
           </w:p>
         </w:tc>
@@ -5847,7 +5851,6 @@
                 <w:sz w:val="26"/>
                 <w:szCs w:val="26"/>
               </w:rPr>
-              <w:lastRenderedPageBreak/>
               <w:t>UC05</w:t>
             </w:r>
           </w:p>
@@ -7274,7 +7277,16 @@
                 <w:sz w:val="26"/>
                 <w:szCs w:val="26"/>
               </w:rPr>
-              <w:t>Báo khách kết quả thanh toán thành công.</w:t>
+              <w:t xml:space="preserve">Báo khách kết quả </w:t>
+            </w:r>
+            <w:r>
+              <w:rPr>
+                <w:rFonts w:ascii="Times New Roman" w:hAnsi="Times New Roman" w:cs="Times New Roman"/>
+                <w:sz w:val="26"/>
+                <w:szCs w:val="26"/>
+              </w:rPr>
+              <w:lastRenderedPageBreak/>
+              <w:t>thanh toán thành công.</w:t>
             </w:r>
           </w:p>
         </w:tc>
@@ -8583,7 +8595,7 @@
                 <w:sz w:val="26"/>
                 <w:szCs w:val="26"/>
               </w:rPr>
-              <w:t xml:space="preserve">Tính cước theo khoảng cách và loại dịch vụ, xử lý thanh toán tiền mặt/điện tử, tự động thử lại và </w:t>
+              <w:t xml:space="preserve">Tính cước theo khoảng cách và loại </w:t>
             </w:r>
             <w:r>
               <w:rPr>
@@ -8592,7 +8604,7 @@
                 <w:szCs w:val="26"/>
               </w:rPr>
               <w:lastRenderedPageBreak/>
-              <w:t>fallback khi thất bại.</w:t>
+              <w:t>dịch vụ, xử lý thanh toán tiền mặt/điện tử, tự động thử lại và fallback khi thất bại.</w:t>
             </w:r>
           </w:p>
         </w:tc>
